--- a/design/进销存系统.docx
+++ b/design/进销存系统.docx
@@ -3518,7 +3518,7 @@
         <w:pStyle w:val="2"/>
         <w:bidi w:val="0"/>
         <w:rPr>
-          <w:rFonts w:hint="eastAsia"/>
+          <w:rFonts w:hint="default"/>
           <w:lang w:val="en-US" w:eastAsia="zh-CN"/>
         </w:rPr>
       </w:pPr>
@@ -3535,74 +3535,6 @@
         <w:pStyle w:val="3"/>
         <w:bidi w:val="0"/>
         <w:rPr>
-          <w:rFonts w:hint="default"/>
-          <w:lang w:val="en-US" w:eastAsia="zh-CN"/>
-        </w:rPr>
-      </w:pPr>
-      <w:r>
-        <w:rPr>
-          <w:rFonts w:hint="eastAsia"/>
-          <w:lang w:val="en-US" w:eastAsia="zh-CN"/>
-        </w:rPr>
-        <w:t>设置企业信息</w:t>
-      </w:r>
-    </w:p>
-    <w:p>
-      <w:pPr>
-        <w:rPr>
-          <w:rFonts w:hint="default"/>
-          <w:lang w:val="en-US" w:eastAsia="zh-CN"/>
-        </w:rPr>
-      </w:pPr>
-      <w:r>
-        <w:drawing>
-          <wp:inline distT="0" distB="0" distL="114300" distR="114300">
-            <wp:extent cx="5271135" cy="3966845"/>
-            <wp:effectExtent l="0" t="0" r="5715" b="14605"/>
-            <wp:docPr id="9" name="图片 8"/>
-            <wp:cNvGraphicFramePr>
-              <a:graphicFrameLocks xmlns:a="http://schemas.openxmlformats.org/drawingml/2006/main" noChangeAspect="1"/>
-            </wp:cNvGraphicFramePr>
-            <a:graphic xmlns:a="http://schemas.openxmlformats.org/drawingml/2006/main">
-              <a:graphicData uri="http://schemas.openxmlformats.org/drawingml/2006/picture">
-                <pic:pic xmlns:pic="http://schemas.openxmlformats.org/drawingml/2006/picture">
-                  <pic:nvPicPr>
-                    <pic:cNvPr id="9" name="图片 8"/>
-                    <pic:cNvPicPr>
-                      <a:picLocks noChangeAspect="1"/>
-                    </pic:cNvPicPr>
-                  </pic:nvPicPr>
-                  <pic:blipFill>
-                    <a:blip r:embed="rId58"/>
-                    <a:stretch>
-                      <a:fillRect/>
-                    </a:stretch>
-                  </pic:blipFill>
-                  <pic:spPr>
-                    <a:xfrm>
-                      <a:off x="0" y="0"/>
-                      <a:ext cx="5271135" cy="3966845"/>
-                    </a:xfrm>
-                    <a:prstGeom prst="rect">
-                      <a:avLst/>
-                    </a:prstGeom>
-                    <a:noFill/>
-                    <a:ln>
-                      <a:noFill/>
-                    </a:ln>
-                  </pic:spPr>
-                </pic:pic>
-              </a:graphicData>
-            </a:graphic>
-          </wp:inline>
-        </w:drawing>
-      </w:r>
-    </w:p>
-    <w:p>
-      <w:pPr>
-        <w:pStyle w:val="3"/>
-        <w:bidi w:val="0"/>
-        <w:rPr>
           <w:rFonts w:hint="eastAsia"/>
           <w:lang w:val="en-US" w:eastAsia="zh-CN"/>
         </w:rPr>
@@ -3644,76 +3576,10 @@
           <w:rFonts w:hint="eastAsia"/>
           <w:lang w:val="en-US" w:eastAsia="zh-CN"/>
         </w:rPr>
-        <w:t>仓库</w:t>
-      </w:r>
-    </w:p>
-    <w:p>
-      <w:pPr>
-        <w:rPr>
-          <w:rFonts w:hint="eastAsia"/>
-          <w:lang w:val="en-US" w:eastAsia="zh-CN"/>
-        </w:rPr>
-      </w:pPr>
-      <w:r>
-        <w:drawing>
-          <wp:inline distT="0" distB="0" distL="114300" distR="114300">
-            <wp:extent cx="5269865" cy="4070350"/>
-            <wp:effectExtent l="0" t="0" r="6985" b="6350"/>
-            <wp:docPr id="10" name="图片 9"/>
-            <wp:cNvGraphicFramePr>
-              <a:graphicFrameLocks xmlns:a="http://schemas.openxmlformats.org/drawingml/2006/main" noChangeAspect="1"/>
-            </wp:cNvGraphicFramePr>
-            <a:graphic xmlns:a="http://schemas.openxmlformats.org/drawingml/2006/main">
-              <a:graphicData uri="http://schemas.openxmlformats.org/drawingml/2006/picture">
-                <pic:pic xmlns:pic="http://schemas.openxmlformats.org/drawingml/2006/picture">
-                  <pic:nvPicPr>
-                    <pic:cNvPr id="10" name="图片 9"/>
-                    <pic:cNvPicPr>
-                      <a:picLocks noChangeAspect="1"/>
-                    </pic:cNvPicPr>
-                  </pic:nvPicPr>
-                  <pic:blipFill>
-                    <a:blip r:embed="rId59"/>
-                    <a:stretch>
-                      <a:fillRect/>
-                    </a:stretch>
-                  </pic:blipFill>
-                  <pic:spPr>
-                    <a:xfrm>
-                      <a:off x="0" y="0"/>
-                      <a:ext cx="5269865" cy="4070350"/>
-                    </a:xfrm>
-                    <a:prstGeom prst="rect">
-                      <a:avLst/>
-                    </a:prstGeom>
-                    <a:noFill/>
-                    <a:ln>
-                      <a:noFill/>
-                    </a:ln>
-                  </pic:spPr>
-                </pic:pic>
-              </a:graphicData>
-            </a:graphic>
-          </wp:inline>
-        </w:drawing>
-      </w:r>
-    </w:p>
-    <w:p>
-      <w:pPr>
-        <w:pStyle w:val="4"/>
-        <w:bidi w:val="0"/>
-        <w:rPr>
-          <w:rFonts w:hint="eastAsia"/>
-          <w:lang w:val="en-US" w:eastAsia="zh-CN"/>
-        </w:rPr>
-      </w:pPr>
-      <w:r>
-        <w:rPr>
-          <w:rFonts w:hint="eastAsia"/>
-          <w:lang w:val="en-US" w:eastAsia="zh-CN"/>
-        </w:rPr>
         <w:t>计量单位</w:t>
       </w:r>
+      <w:bookmarkStart w:id="0" w:name="_GoBack"/>
+      <w:bookmarkEnd w:id="0"/>
     </w:p>
     <w:p>
       <w:pPr>
@@ -3741,7 +3607,7 @@
                     </pic:cNvPicPr>
                   </pic:nvPicPr>
                   <pic:blipFill>
-                    <a:blip r:embed="rId60"/>
+                    <a:blip r:embed="rId58"/>
                     <a:stretch>
                       <a:fillRect/>
                     </a:stretch>
@@ -3809,7 +3675,7 @@
                     </pic:cNvPicPr>
                   </pic:nvPicPr>
                   <pic:blipFill>
-                    <a:blip r:embed="rId61"/>
+                    <a:blip r:embed="rId59"/>
                     <a:stretch>
                       <a:fillRect/>
                     </a:stretch>
@@ -3877,7 +3743,7 @@
                     </pic:cNvPicPr>
                   </pic:nvPicPr>
                   <pic:blipFill>
-                    <a:blip r:embed="rId62"/>
+                    <a:blip r:embed="rId60"/>
                     <a:stretch>
                       <a:fillRect/>
                     </a:stretch>
@@ -3945,7 +3811,7 @@
                     </pic:cNvPicPr>
                   </pic:nvPicPr>
                   <pic:blipFill>
-                    <a:blip r:embed="rId63"/>
+                    <a:blip r:embed="rId61"/>
                     <a:stretch>
                       <a:fillRect/>
                     </a:stretch>
@@ -3969,8 +3835,6 @@
           </wp:inline>
         </w:drawing>
       </w:r>
-      <w:bookmarkStart w:id="0" w:name="_GoBack"/>
-      <w:bookmarkEnd w:id="0"/>
     </w:p>
     <w:p>
       <w:pPr>
@@ -4015,7 +3879,7 @@
                     </pic:cNvPicPr>
                   </pic:nvPicPr>
                   <pic:blipFill>
-                    <a:blip r:embed="rId64"/>
+                    <a:blip r:embed="rId62"/>
                     <a:stretch>
                       <a:fillRect/>
                     </a:stretch>
@@ -4083,7 +3947,7 @@
                     </pic:cNvPicPr>
                   </pic:nvPicPr>
                   <pic:blipFill>
-                    <a:blip r:embed="rId65"/>
+                    <a:blip r:embed="rId63"/>
                     <a:stretch>
                       <a:fillRect/>
                     </a:stretch>
@@ -4151,7 +4015,7 @@
                     </pic:cNvPicPr>
                   </pic:nvPicPr>
                   <pic:blipFill>
-                    <a:blip r:embed="rId66"/>
+                    <a:blip r:embed="rId64"/>
                     <a:stretch>
                       <a:fillRect/>
                     </a:stretch>
@@ -4219,7 +4083,7 @@
                     </pic:cNvPicPr>
                   </pic:nvPicPr>
                   <pic:blipFill>
-                    <a:blip r:embed="rId67"/>
+                    <a:blip r:embed="rId65"/>
                     <a:stretch>
                       <a:fillRect/>
                     </a:stretch>
@@ -4287,7 +4151,7 @@
                     </pic:cNvPicPr>
                   </pic:nvPicPr>
                   <pic:blipFill>
-                    <a:blip r:embed="rId68"/>
+                    <a:blip r:embed="rId66"/>
                     <a:stretch>
                       <a:fillRect/>
                     </a:stretch>
@@ -4342,635 +4206,6 @@
           <w:lang w:val="en-US" w:eastAsia="zh-CN"/>
         </w:rPr>
         <w:t>见物品管理</w:t>
-      </w:r>
-    </w:p>
-    <w:p>
-      <w:pPr>
-        <w:pStyle w:val="3"/>
-        <w:bidi w:val="0"/>
-        <w:rPr>
-          <w:rFonts w:hint="eastAsia"/>
-          <w:lang w:val="en-US" w:eastAsia="zh-CN"/>
-        </w:rPr>
-      </w:pPr>
-      <w:r>
-        <w:rPr>
-          <w:rFonts w:hint="eastAsia"/>
-          <w:lang w:val="en-US" w:eastAsia="zh-CN"/>
-        </w:rPr>
-        <w:t>登陆密码修改</w:t>
-      </w:r>
-    </w:p>
-    <w:p>
-      <w:r>
-        <w:drawing>
-          <wp:inline distT="0" distB="0" distL="114300" distR="114300">
-            <wp:extent cx="5266055" cy="3845560"/>
-            <wp:effectExtent l="0" t="0" r="10795" b="2540"/>
-            <wp:docPr id="20" name="图片 19"/>
-            <wp:cNvGraphicFramePr>
-              <a:graphicFrameLocks xmlns:a="http://schemas.openxmlformats.org/drawingml/2006/main" noChangeAspect="1"/>
-            </wp:cNvGraphicFramePr>
-            <a:graphic xmlns:a="http://schemas.openxmlformats.org/drawingml/2006/main">
-              <a:graphicData uri="http://schemas.openxmlformats.org/drawingml/2006/picture">
-                <pic:pic xmlns:pic="http://schemas.openxmlformats.org/drawingml/2006/picture">
-                  <pic:nvPicPr>
-                    <pic:cNvPr id="20" name="图片 19"/>
-                    <pic:cNvPicPr>
-                      <a:picLocks noChangeAspect="1"/>
-                    </pic:cNvPicPr>
-                  </pic:nvPicPr>
-                  <pic:blipFill>
-                    <a:blip r:embed="rId69"/>
-                    <a:stretch>
-                      <a:fillRect/>
-                    </a:stretch>
-                  </pic:blipFill>
-                  <pic:spPr>
-                    <a:xfrm>
-                      <a:off x="0" y="0"/>
-                      <a:ext cx="5266055" cy="3845560"/>
-                    </a:xfrm>
-                    <a:prstGeom prst="rect">
-                      <a:avLst/>
-                    </a:prstGeom>
-                    <a:noFill/>
-                    <a:ln>
-                      <a:noFill/>
-                    </a:ln>
-                  </pic:spPr>
-                </pic:pic>
-              </a:graphicData>
-            </a:graphic>
-          </wp:inline>
-        </w:drawing>
-      </w:r>
-    </w:p>
-    <w:p>
-      <w:r>
-        <w:drawing>
-          <wp:inline distT="0" distB="0" distL="114300" distR="114300">
-            <wp:extent cx="5267325" cy="3851910"/>
-            <wp:effectExtent l="0" t="0" r="9525" b="15240"/>
-            <wp:docPr id="21" name="图片 20"/>
-            <wp:cNvGraphicFramePr>
-              <a:graphicFrameLocks xmlns:a="http://schemas.openxmlformats.org/drawingml/2006/main" noChangeAspect="1"/>
-            </wp:cNvGraphicFramePr>
-            <a:graphic xmlns:a="http://schemas.openxmlformats.org/drawingml/2006/main">
-              <a:graphicData uri="http://schemas.openxmlformats.org/drawingml/2006/picture">
-                <pic:pic xmlns:pic="http://schemas.openxmlformats.org/drawingml/2006/picture">
-                  <pic:nvPicPr>
-                    <pic:cNvPr id="21" name="图片 20"/>
-                    <pic:cNvPicPr>
-                      <a:picLocks noChangeAspect="1"/>
-                    </pic:cNvPicPr>
-                  </pic:nvPicPr>
-                  <pic:blipFill>
-                    <a:blip r:embed="rId70"/>
-                    <a:stretch>
-                      <a:fillRect/>
-                    </a:stretch>
-                  </pic:blipFill>
-                  <pic:spPr>
-                    <a:xfrm>
-                      <a:off x="0" y="0"/>
-                      <a:ext cx="5267325" cy="3851910"/>
-                    </a:xfrm>
-                    <a:prstGeom prst="rect">
-                      <a:avLst/>
-                    </a:prstGeom>
-                    <a:noFill/>
-                    <a:ln>
-                      <a:noFill/>
-                    </a:ln>
-                  </pic:spPr>
-                </pic:pic>
-              </a:graphicData>
-            </a:graphic>
-          </wp:inline>
-        </w:drawing>
-      </w:r>
-    </w:p>
-    <w:p>
-      <w:pPr>
-        <w:rPr>
-          <w:rFonts w:hint="eastAsia"/>
-          <w:lang w:val="en-US" w:eastAsia="zh-CN"/>
-        </w:rPr>
-      </w:pPr>
-      <w:r>
-        <w:drawing>
-          <wp:inline distT="0" distB="0" distL="114300" distR="114300">
-            <wp:extent cx="5272405" cy="3783330"/>
-            <wp:effectExtent l="0" t="0" r="4445" b="7620"/>
-            <wp:docPr id="23" name="图片 22"/>
-            <wp:cNvGraphicFramePr>
-              <a:graphicFrameLocks xmlns:a="http://schemas.openxmlformats.org/drawingml/2006/main" noChangeAspect="1"/>
-            </wp:cNvGraphicFramePr>
-            <a:graphic xmlns:a="http://schemas.openxmlformats.org/drawingml/2006/main">
-              <a:graphicData uri="http://schemas.openxmlformats.org/drawingml/2006/picture">
-                <pic:pic xmlns:pic="http://schemas.openxmlformats.org/drawingml/2006/picture">
-                  <pic:nvPicPr>
-                    <pic:cNvPr id="23" name="图片 22"/>
-                    <pic:cNvPicPr>
-                      <a:picLocks noChangeAspect="1"/>
-                    </pic:cNvPicPr>
-                  </pic:nvPicPr>
-                  <pic:blipFill>
-                    <a:blip r:embed="rId71"/>
-                    <a:stretch>
-                      <a:fillRect/>
-                    </a:stretch>
-                  </pic:blipFill>
-                  <pic:spPr>
-                    <a:xfrm>
-                      <a:off x="0" y="0"/>
-                      <a:ext cx="5272405" cy="3783330"/>
-                    </a:xfrm>
-                    <a:prstGeom prst="rect">
-                      <a:avLst/>
-                    </a:prstGeom>
-                    <a:noFill/>
-                    <a:ln>
-                      <a:noFill/>
-                    </a:ln>
-                  </pic:spPr>
-                </pic:pic>
-              </a:graphicData>
-            </a:graphic>
-          </wp:inline>
-        </w:drawing>
-      </w:r>
-    </w:p>
-    <w:p>
-      <w:pPr>
-        <w:pStyle w:val="3"/>
-        <w:bidi w:val="0"/>
-        <w:rPr>
-          <w:rFonts w:hint="eastAsia"/>
-          <w:lang w:val="en-US" w:eastAsia="zh-CN"/>
-        </w:rPr>
-      </w:pPr>
-      <w:r>
-        <w:rPr>
-          <w:rFonts w:hint="eastAsia"/>
-          <w:lang w:val="en-US" w:eastAsia="zh-CN"/>
-        </w:rPr>
-        <w:t>操作员管理</w:t>
-      </w:r>
-    </w:p>
-    <w:p>
-      <w:r>
-        <w:drawing>
-          <wp:inline distT="0" distB="0" distL="114300" distR="114300">
-            <wp:extent cx="5272405" cy="3457575"/>
-            <wp:effectExtent l="0" t="0" r="4445" b="9525"/>
-            <wp:docPr id="24" name="图片 23"/>
-            <wp:cNvGraphicFramePr>
-              <a:graphicFrameLocks xmlns:a="http://schemas.openxmlformats.org/drawingml/2006/main" noChangeAspect="1"/>
-            </wp:cNvGraphicFramePr>
-            <a:graphic xmlns:a="http://schemas.openxmlformats.org/drawingml/2006/main">
-              <a:graphicData uri="http://schemas.openxmlformats.org/drawingml/2006/picture">
-                <pic:pic xmlns:pic="http://schemas.openxmlformats.org/drawingml/2006/picture">
-                  <pic:nvPicPr>
-                    <pic:cNvPr id="24" name="图片 23"/>
-                    <pic:cNvPicPr>
-                      <a:picLocks noChangeAspect="1"/>
-                    </pic:cNvPicPr>
-                  </pic:nvPicPr>
-                  <pic:blipFill>
-                    <a:blip r:embed="rId72"/>
-                    <a:stretch>
-                      <a:fillRect/>
-                    </a:stretch>
-                  </pic:blipFill>
-                  <pic:spPr>
-                    <a:xfrm>
-                      <a:off x="0" y="0"/>
-                      <a:ext cx="5272405" cy="3457575"/>
-                    </a:xfrm>
-                    <a:prstGeom prst="rect">
-                      <a:avLst/>
-                    </a:prstGeom>
-                    <a:noFill/>
-                    <a:ln>
-                      <a:noFill/>
-                    </a:ln>
-                  </pic:spPr>
-                </pic:pic>
-              </a:graphicData>
-            </a:graphic>
-          </wp:inline>
-        </w:drawing>
-      </w:r>
-    </w:p>
-    <w:p>
-      <w:pPr>
-        <w:rPr>
-          <w:rFonts w:hint="eastAsia"/>
-          <w:lang w:val="en-US" w:eastAsia="zh-CN"/>
-        </w:rPr>
-      </w:pPr>
-    </w:p>
-    <w:p>
-      <w:pPr>
-        <w:pStyle w:val="4"/>
-        <w:bidi w:val="0"/>
-        <w:rPr>
-          <w:rFonts w:hint="eastAsia"/>
-          <w:lang w:val="en-US" w:eastAsia="zh-CN"/>
-        </w:rPr>
-      </w:pPr>
-      <w:r>
-        <w:rPr>
-          <w:rFonts w:hint="eastAsia"/>
-          <w:lang w:val="en-US" w:eastAsia="zh-CN"/>
-        </w:rPr>
-        <w:t>增加操作员</w:t>
-      </w:r>
-    </w:p>
-    <w:p>
-      <w:pPr>
-        <w:rPr>
-          <w:rFonts w:hint="eastAsia"/>
-          <w:lang w:val="en-US" w:eastAsia="zh-CN"/>
-        </w:rPr>
-      </w:pPr>
-      <w:r>
-        <w:drawing>
-          <wp:inline distT="0" distB="0" distL="114300" distR="114300">
-            <wp:extent cx="5267325" cy="4023995"/>
-            <wp:effectExtent l="0" t="0" r="9525" b="14605"/>
-            <wp:docPr id="25" name="图片 24"/>
-            <wp:cNvGraphicFramePr>
-              <a:graphicFrameLocks xmlns:a="http://schemas.openxmlformats.org/drawingml/2006/main" noChangeAspect="1"/>
-            </wp:cNvGraphicFramePr>
-            <a:graphic xmlns:a="http://schemas.openxmlformats.org/drawingml/2006/main">
-              <a:graphicData uri="http://schemas.openxmlformats.org/drawingml/2006/picture">
-                <pic:pic xmlns:pic="http://schemas.openxmlformats.org/drawingml/2006/picture">
-                  <pic:nvPicPr>
-                    <pic:cNvPr id="25" name="图片 24"/>
-                    <pic:cNvPicPr>
-                      <a:picLocks noChangeAspect="1"/>
-                    </pic:cNvPicPr>
-                  </pic:nvPicPr>
-                  <pic:blipFill>
-                    <a:blip r:embed="rId73"/>
-                    <a:stretch>
-                      <a:fillRect/>
-                    </a:stretch>
-                  </pic:blipFill>
-                  <pic:spPr>
-                    <a:xfrm>
-                      <a:off x="0" y="0"/>
-                      <a:ext cx="5267325" cy="4023995"/>
-                    </a:xfrm>
-                    <a:prstGeom prst="rect">
-                      <a:avLst/>
-                    </a:prstGeom>
-                    <a:noFill/>
-                    <a:ln>
-                      <a:noFill/>
-                    </a:ln>
-                  </pic:spPr>
-                </pic:pic>
-              </a:graphicData>
-            </a:graphic>
-          </wp:inline>
-        </w:drawing>
-      </w:r>
-    </w:p>
-    <w:p>
-      <w:pPr>
-        <w:pStyle w:val="4"/>
-        <w:bidi w:val="0"/>
-        <w:rPr>
-          <w:rFonts w:hint="eastAsia"/>
-          <w:lang w:val="en-US" w:eastAsia="zh-CN"/>
-        </w:rPr>
-      </w:pPr>
-      <w:r>
-        <w:rPr>
-          <w:rFonts w:hint="eastAsia"/>
-          <w:lang w:val="en-US" w:eastAsia="zh-CN"/>
-        </w:rPr>
-        <w:t>修改操作员</w:t>
-      </w:r>
-    </w:p>
-    <w:p>
-      <w:pPr>
-        <w:rPr>
-          <w:rFonts w:hint="eastAsia"/>
-          <w:lang w:val="en-US" w:eastAsia="zh-CN"/>
-        </w:rPr>
-      </w:pPr>
-      <w:r>
-        <w:drawing>
-          <wp:inline distT="0" distB="0" distL="114300" distR="114300">
-            <wp:extent cx="5273675" cy="4086860"/>
-            <wp:effectExtent l="0" t="0" r="3175" b="8890"/>
-            <wp:docPr id="31" name="图片 30"/>
-            <wp:cNvGraphicFramePr>
-              <a:graphicFrameLocks xmlns:a="http://schemas.openxmlformats.org/drawingml/2006/main" noChangeAspect="1"/>
-            </wp:cNvGraphicFramePr>
-            <a:graphic xmlns:a="http://schemas.openxmlformats.org/drawingml/2006/main">
-              <a:graphicData uri="http://schemas.openxmlformats.org/drawingml/2006/picture">
-                <pic:pic xmlns:pic="http://schemas.openxmlformats.org/drawingml/2006/picture">
-                  <pic:nvPicPr>
-                    <pic:cNvPr id="31" name="图片 30"/>
-                    <pic:cNvPicPr>
-                      <a:picLocks noChangeAspect="1"/>
-                    </pic:cNvPicPr>
-                  </pic:nvPicPr>
-                  <pic:blipFill>
-                    <a:blip r:embed="rId74"/>
-                    <a:stretch>
-                      <a:fillRect/>
-                    </a:stretch>
-                  </pic:blipFill>
-                  <pic:spPr>
-                    <a:xfrm>
-                      <a:off x="0" y="0"/>
-                      <a:ext cx="5273675" cy="4086860"/>
-                    </a:xfrm>
-                    <a:prstGeom prst="rect">
-                      <a:avLst/>
-                    </a:prstGeom>
-                    <a:noFill/>
-                    <a:ln>
-                      <a:noFill/>
-                    </a:ln>
-                  </pic:spPr>
-                </pic:pic>
-              </a:graphicData>
-            </a:graphic>
-          </wp:inline>
-        </w:drawing>
-      </w:r>
-    </w:p>
-    <w:p>
-      <w:pPr>
-        <w:pStyle w:val="4"/>
-        <w:bidi w:val="0"/>
-        <w:rPr>
-          <w:rFonts w:hint="eastAsia"/>
-          <w:lang w:val="en-US" w:eastAsia="zh-CN"/>
-        </w:rPr>
-      </w:pPr>
-      <w:r>
-        <w:rPr>
-          <w:rFonts w:hint="eastAsia"/>
-          <w:lang w:val="en-US" w:eastAsia="zh-CN"/>
-        </w:rPr>
-        <w:t>删除操作员</w:t>
-      </w:r>
-    </w:p>
-    <w:p>
-      <w:pPr>
-        <w:rPr>
-          <w:rFonts w:hint="eastAsia"/>
-          <w:lang w:val="en-US" w:eastAsia="zh-CN"/>
-        </w:rPr>
-      </w:pPr>
-      <w:r>
-        <w:drawing>
-          <wp:inline distT="0" distB="0" distL="114300" distR="114300">
-            <wp:extent cx="5267325" cy="3815715"/>
-            <wp:effectExtent l="0" t="0" r="9525" b="13335"/>
-            <wp:docPr id="32" name="图片 31"/>
-            <wp:cNvGraphicFramePr>
-              <a:graphicFrameLocks xmlns:a="http://schemas.openxmlformats.org/drawingml/2006/main" noChangeAspect="1"/>
-            </wp:cNvGraphicFramePr>
-            <a:graphic xmlns:a="http://schemas.openxmlformats.org/drawingml/2006/main">
-              <a:graphicData uri="http://schemas.openxmlformats.org/drawingml/2006/picture">
-                <pic:pic xmlns:pic="http://schemas.openxmlformats.org/drawingml/2006/picture">
-                  <pic:nvPicPr>
-                    <pic:cNvPr id="32" name="图片 31"/>
-                    <pic:cNvPicPr>
-                      <a:picLocks noChangeAspect="1"/>
-                    </pic:cNvPicPr>
-                  </pic:nvPicPr>
-                  <pic:blipFill>
-                    <a:blip r:embed="rId75"/>
-                    <a:stretch>
-                      <a:fillRect/>
-                    </a:stretch>
-                  </pic:blipFill>
-                  <pic:spPr>
-                    <a:xfrm>
-                      <a:off x="0" y="0"/>
-                      <a:ext cx="5267325" cy="3815715"/>
-                    </a:xfrm>
-                    <a:prstGeom prst="rect">
-                      <a:avLst/>
-                    </a:prstGeom>
-                    <a:noFill/>
-                    <a:ln>
-                      <a:noFill/>
-                    </a:ln>
-                  </pic:spPr>
-                </pic:pic>
-              </a:graphicData>
-            </a:graphic>
-          </wp:inline>
-        </w:drawing>
-      </w:r>
-    </w:p>
-    <w:p>
-      <w:pPr>
-        <w:pStyle w:val="4"/>
-        <w:bidi w:val="0"/>
-        <w:rPr>
-          <w:rFonts w:hint="eastAsia"/>
-          <w:lang w:val="en-US" w:eastAsia="zh-CN"/>
-        </w:rPr>
-      </w:pPr>
-      <w:r>
-        <w:rPr>
-          <w:rFonts w:hint="eastAsia"/>
-          <w:lang w:val="en-US" w:eastAsia="zh-CN"/>
-        </w:rPr>
-        <w:t>角色权限分配</w:t>
-      </w:r>
-    </w:p>
-    <w:p>
-      <w:r>
-        <w:drawing>
-          <wp:inline distT="0" distB="0" distL="114300" distR="114300">
-            <wp:extent cx="5272405" cy="7214235"/>
-            <wp:effectExtent l="0" t="0" r="4445" b="5715"/>
-            <wp:docPr id="28" name="图片 27"/>
-            <wp:cNvGraphicFramePr>
-              <a:graphicFrameLocks xmlns:a="http://schemas.openxmlformats.org/drawingml/2006/main" noChangeAspect="1"/>
-            </wp:cNvGraphicFramePr>
-            <a:graphic xmlns:a="http://schemas.openxmlformats.org/drawingml/2006/main">
-              <a:graphicData uri="http://schemas.openxmlformats.org/drawingml/2006/picture">
-                <pic:pic xmlns:pic="http://schemas.openxmlformats.org/drawingml/2006/picture">
-                  <pic:nvPicPr>
-                    <pic:cNvPr id="28" name="图片 27"/>
-                    <pic:cNvPicPr>
-                      <a:picLocks noChangeAspect="1"/>
-                    </pic:cNvPicPr>
-                  </pic:nvPicPr>
-                  <pic:blipFill>
-                    <a:blip r:embed="rId76"/>
-                    <a:stretch>
-                      <a:fillRect/>
-                    </a:stretch>
-                  </pic:blipFill>
-                  <pic:spPr>
-                    <a:xfrm>
-                      <a:off x="0" y="0"/>
-                      <a:ext cx="5272405" cy="7214235"/>
-                    </a:xfrm>
-                    <a:prstGeom prst="rect">
-                      <a:avLst/>
-                    </a:prstGeom>
-                    <a:noFill/>
-                    <a:ln>
-                      <a:noFill/>
-                    </a:ln>
-                  </pic:spPr>
-                </pic:pic>
-              </a:graphicData>
-            </a:graphic>
-          </wp:inline>
-        </w:drawing>
-      </w:r>
-    </w:p>
-    <w:p>
-      <w:pPr>
-        <w:rPr>
-          <w:rFonts w:hint="eastAsia"/>
-          <w:lang w:val="en-US" w:eastAsia="zh-CN"/>
-        </w:rPr>
-      </w:pPr>
-      <w:r>
-        <w:drawing>
-          <wp:inline distT="0" distB="0" distL="114300" distR="114300">
-            <wp:extent cx="5272405" cy="7214235"/>
-            <wp:effectExtent l="0" t="0" r="4445" b="5715"/>
-            <wp:docPr id="29" name="图片 28"/>
-            <wp:cNvGraphicFramePr>
-              <a:graphicFrameLocks xmlns:a="http://schemas.openxmlformats.org/drawingml/2006/main" noChangeAspect="1"/>
-            </wp:cNvGraphicFramePr>
-            <a:graphic xmlns:a="http://schemas.openxmlformats.org/drawingml/2006/main">
-              <a:graphicData uri="http://schemas.openxmlformats.org/drawingml/2006/picture">
-                <pic:pic xmlns:pic="http://schemas.openxmlformats.org/drawingml/2006/picture">
-                  <pic:nvPicPr>
-                    <pic:cNvPr id="29" name="图片 28"/>
-                    <pic:cNvPicPr>
-                      <a:picLocks noChangeAspect="1"/>
-                    </pic:cNvPicPr>
-                  </pic:nvPicPr>
-                  <pic:blipFill>
-                    <a:blip r:embed="rId77"/>
-                    <a:stretch>
-                      <a:fillRect/>
-                    </a:stretch>
-                  </pic:blipFill>
-                  <pic:spPr>
-                    <a:xfrm>
-                      <a:off x="0" y="0"/>
-                      <a:ext cx="5272405" cy="7214235"/>
-                    </a:xfrm>
-                    <a:prstGeom prst="rect">
-                      <a:avLst/>
-                    </a:prstGeom>
-                    <a:noFill/>
-                    <a:ln>
-                      <a:noFill/>
-                    </a:ln>
-                  </pic:spPr>
-                </pic:pic>
-              </a:graphicData>
-            </a:graphic>
-          </wp:inline>
-        </w:drawing>
-      </w:r>
-    </w:p>
-    <w:p>
-      <w:pPr>
-        <w:rPr>
-          <w:rFonts w:hint="eastAsia"/>
-          <w:lang w:val="en-US" w:eastAsia="zh-CN"/>
-        </w:rPr>
-      </w:pPr>
-    </w:p>
-    <w:p>
-      <w:pPr>
-        <w:pStyle w:val="4"/>
-        <w:bidi w:val="0"/>
-        <w:rPr>
-          <w:rFonts w:hint="eastAsia"/>
-          <w:lang w:val="en-US" w:eastAsia="zh-CN"/>
-        </w:rPr>
-      </w:pPr>
-      <w:r>
-        <w:rPr>
-          <w:rFonts w:hint="eastAsia"/>
-          <w:lang w:val="en-US" w:eastAsia="zh-CN"/>
-        </w:rPr>
-        <w:t>管辖片区授权</w:t>
-      </w:r>
-    </w:p>
-    <w:p>
-      <w:pPr>
-        <w:rPr>
-          <w:rFonts w:hint="eastAsia"/>
-          <w:lang w:val="en-US" w:eastAsia="zh-CN"/>
-        </w:rPr>
-      </w:pPr>
-    </w:p>
-    <w:p>
-      <w:pPr>
-        <w:rPr>
-          <w:rFonts w:hint="default"/>
-          <w:lang w:val="en-US" w:eastAsia="zh-CN"/>
-        </w:rPr>
-      </w:pPr>
-      <w:r>
-        <w:drawing>
-          <wp:inline distT="0" distB="0" distL="114300" distR="114300">
-            <wp:extent cx="5266055" cy="4024630"/>
-            <wp:effectExtent l="0" t="0" r="10795" b="13970"/>
-            <wp:docPr id="30" name="图片 29"/>
-            <wp:cNvGraphicFramePr>
-              <a:graphicFrameLocks xmlns:a="http://schemas.openxmlformats.org/drawingml/2006/main" noChangeAspect="1"/>
-            </wp:cNvGraphicFramePr>
-            <a:graphic xmlns:a="http://schemas.openxmlformats.org/drawingml/2006/main">
-              <a:graphicData uri="http://schemas.openxmlformats.org/drawingml/2006/picture">
-                <pic:pic xmlns:pic="http://schemas.openxmlformats.org/drawingml/2006/picture">
-                  <pic:nvPicPr>
-                    <pic:cNvPr id="30" name="图片 29"/>
-                    <pic:cNvPicPr>
-                      <a:picLocks noChangeAspect="1"/>
-                    </pic:cNvPicPr>
-                  </pic:nvPicPr>
-                  <pic:blipFill>
-                    <a:blip r:embed="rId78"/>
-                    <a:stretch>
-                      <a:fillRect/>
-                    </a:stretch>
-                  </pic:blipFill>
-                  <pic:spPr>
-                    <a:xfrm>
-                      <a:off x="0" y="0"/>
-                      <a:ext cx="5266055" cy="4024630"/>
-                    </a:xfrm>
-                    <a:prstGeom prst="rect">
-                      <a:avLst/>
-                    </a:prstGeom>
-                    <a:noFill/>
-                    <a:ln>
-                      <a:noFill/>
-                    </a:ln>
-                  </pic:spPr>
-                </pic:pic>
-              </a:graphicData>
-            </a:graphic>
-          </wp:inline>
-        </w:drawing>
       </w:r>
     </w:p>
     <w:p>
@@ -5016,7 +4251,7 @@
                     </pic:cNvPicPr>
                   </pic:nvPicPr>
                   <pic:blipFill>
-                    <a:blip r:embed="rId79"/>
+                    <a:blip r:embed="rId67"/>
                     <a:stretch>
                       <a:fillRect/>
                     </a:stretch>
@@ -5043,402 +4278,11 @@
     </w:p>
     <w:p>
       <w:pPr>
-        <w:pStyle w:val="3"/>
-        <w:bidi w:val="0"/>
-        <w:rPr>
-          <w:rFonts w:hint="eastAsia"/>
-          <w:lang w:val="en-US" w:eastAsia="zh-CN"/>
-        </w:rPr>
-      </w:pPr>
-      <w:r>
-        <w:rPr>
-          <w:rFonts w:hint="eastAsia"/>
-          <w:lang w:val="en-US" w:eastAsia="zh-CN"/>
-        </w:rPr>
-        <w:t>顾客管理</w:t>
-      </w:r>
-    </w:p>
-    <w:p>
-      <w:r>
-        <w:drawing>
-          <wp:inline distT="0" distB="0" distL="114300" distR="114300">
-            <wp:extent cx="5269865" cy="2701290"/>
-            <wp:effectExtent l="0" t="0" r="6985" b="3810"/>
-            <wp:docPr id="62" name="图片 61"/>
-            <wp:cNvGraphicFramePr>
-              <a:graphicFrameLocks xmlns:a="http://schemas.openxmlformats.org/drawingml/2006/main" noChangeAspect="1"/>
-            </wp:cNvGraphicFramePr>
-            <a:graphic xmlns:a="http://schemas.openxmlformats.org/drawingml/2006/main">
-              <a:graphicData uri="http://schemas.openxmlformats.org/drawingml/2006/picture">
-                <pic:pic xmlns:pic="http://schemas.openxmlformats.org/drawingml/2006/picture">
-                  <pic:nvPicPr>
-                    <pic:cNvPr id="62" name="图片 61"/>
-                    <pic:cNvPicPr>
-                      <a:picLocks noChangeAspect="1"/>
-                    </pic:cNvPicPr>
-                  </pic:nvPicPr>
-                  <pic:blipFill>
-                    <a:blip r:embed="rId80"/>
-                    <a:stretch>
-                      <a:fillRect/>
-                    </a:stretch>
-                  </pic:blipFill>
-                  <pic:spPr>
-                    <a:xfrm>
-                      <a:off x="0" y="0"/>
-                      <a:ext cx="5269865" cy="2701290"/>
-                    </a:xfrm>
-                    <a:prstGeom prst="rect">
-                      <a:avLst/>
-                    </a:prstGeom>
-                    <a:noFill/>
-                    <a:ln>
-                      <a:noFill/>
-                    </a:ln>
-                  </pic:spPr>
-                </pic:pic>
-              </a:graphicData>
-            </a:graphic>
-          </wp:inline>
-        </w:drawing>
-      </w:r>
-    </w:p>
-    <w:p>
-      <w:pPr>
-        <w:pStyle w:val="4"/>
-        <w:bidi w:val="0"/>
-        <w:rPr>
-          <w:rFonts w:hint="eastAsia"/>
-          <w:lang w:val="en-US" w:eastAsia="zh-CN"/>
-        </w:rPr>
-      </w:pPr>
-      <w:r>
-        <w:rPr>
-          <w:rFonts w:hint="eastAsia"/>
-          <w:lang w:val="en-US" w:eastAsia="zh-CN"/>
-        </w:rPr>
-        <w:t>创建客户</w:t>
-      </w:r>
-    </w:p>
-    <w:p>
-      <w:r>
-        <w:drawing>
-          <wp:inline distT="0" distB="0" distL="114300" distR="114300">
-            <wp:extent cx="5266690" cy="3700780"/>
-            <wp:effectExtent l="0" t="0" r="10160" b="13970"/>
-            <wp:docPr id="63" name="图片 62"/>
-            <wp:cNvGraphicFramePr>
-              <a:graphicFrameLocks xmlns:a="http://schemas.openxmlformats.org/drawingml/2006/main" noChangeAspect="1"/>
-            </wp:cNvGraphicFramePr>
-            <a:graphic xmlns:a="http://schemas.openxmlformats.org/drawingml/2006/main">
-              <a:graphicData uri="http://schemas.openxmlformats.org/drawingml/2006/picture">
-                <pic:pic xmlns:pic="http://schemas.openxmlformats.org/drawingml/2006/picture">
-                  <pic:nvPicPr>
-                    <pic:cNvPr id="63" name="图片 62"/>
-                    <pic:cNvPicPr>
-                      <a:picLocks noChangeAspect="1"/>
-                    </pic:cNvPicPr>
-                  </pic:nvPicPr>
-                  <pic:blipFill>
-                    <a:blip r:embed="rId81"/>
-                    <a:stretch>
-                      <a:fillRect/>
-                    </a:stretch>
-                  </pic:blipFill>
-                  <pic:spPr>
-                    <a:xfrm>
-                      <a:off x="0" y="0"/>
-                      <a:ext cx="5266690" cy="3700780"/>
-                    </a:xfrm>
-                    <a:prstGeom prst="rect">
-                      <a:avLst/>
-                    </a:prstGeom>
-                    <a:noFill/>
-                    <a:ln>
-                      <a:noFill/>
-                    </a:ln>
-                  </pic:spPr>
-                </pic:pic>
-              </a:graphicData>
-            </a:graphic>
-          </wp:inline>
-        </w:drawing>
-      </w:r>
-    </w:p>
-    <w:p>
-      <w:pPr>
-        <w:pStyle w:val="4"/>
-        <w:bidi w:val="0"/>
         <w:rPr>
           <w:rFonts w:hint="default"/>
           <w:lang w:val="en-US" w:eastAsia="zh-CN"/>
         </w:rPr>
       </w:pPr>
-      <w:r>
-        <w:rPr>
-          <w:rFonts w:hint="eastAsia"/>
-          <w:lang w:val="en-US" w:eastAsia="zh-CN"/>
-        </w:rPr>
-        <w:t>修改客户信息</w:t>
-      </w:r>
-    </w:p>
-    <w:p>
-      <w:r>
-        <w:drawing>
-          <wp:inline distT="0" distB="0" distL="114300" distR="114300">
-            <wp:extent cx="5265420" cy="2602865"/>
-            <wp:effectExtent l="0" t="0" r="11430" b="6985"/>
-            <wp:docPr id="64" name="图片 63"/>
-            <wp:cNvGraphicFramePr>
-              <a:graphicFrameLocks xmlns:a="http://schemas.openxmlformats.org/drawingml/2006/main" noChangeAspect="1"/>
-            </wp:cNvGraphicFramePr>
-            <a:graphic xmlns:a="http://schemas.openxmlformats.org/drawingml/2006/main">
-              <a:graphicData uri="http://schemas.openxmlformats.org/drawingml/2006/picture">
-                <pic:pic xmlns:pic="http://schemas.openxmlformats.org/drawingml/2006/picture">
-                  <pic:nvPicPr>
-                    <pic:cNvPr id="64" name="图片 63"/>
-                    <pic:cNvPicPr>
-                      <a:picLocks noChangeAspect="1"/>
-                    </pic:cNvPicPr>
-                  </pic:nvPicPr>
-                  <pic:blipFill>
-                    <a:blip r:embed="rId82"/>
-                    <a:stretch>
-                      <a:fillRect/>
-                    </a:stretch>
-                  </pic:blipFill>
-                  <pic:spPr>
-                    <a:xfrm>
-                      <a:off x="0" y="0"/>
-                      <a:ext cx="5265420" cy="2602865"/>
-                    </a:xfrm>
-                    <a:prstGeom prst="rect">
-                      <a:avLst/>
-                    </a:prstGeom>
-                    <a:noFill/>
-                    <a:ln>
-                      <a:noFill/>
-                    </a:ln>
-                  </pic:spPr>
-                </pic:pic>
-              </a:graphicData>
-            </a:graphic>
-          </wp:inline>
-        </w:drawing>
-      </w:r>
-    </w:p>
-    <w:p>
-      <w:pPr>
-        <w:pStyle w:val="4"/>
-        <w:bidi w:val="0"/>
-        <w:rPr>
-          <w:rFonts w:hint="eastAsia"/>
-          <w:lang w:val="en-US" w:eastAsia="zh-CN"/>
-        </w:rPr>
-      </w:pPr>
-      <w:r>
-        <w:rPr>
-          <w:rFonts w:hint="eastAsia"/>
-          <w:lang w:val="en-US" w:eastAsia="zh-CN"/>
-        </w:rPr>
-        <w:t>删除客户</w:t>
-      </w:r>
-    </w:p>
-    <w:p>
-      <w:r>
-        <w:drawing>
-          <wp:inline distT="0" distB="0" distL="114300" distR="114300">
-            <wp:extent cx="5265420" cy="2362200"/>
-            <wp:effectExtent l="0" t="0" r="11430" b="0"/>
-            <wp:docPr id="65" name="图片 64"/>
-            <wp:cNvGraphicFramePr>
-              <a:graphicFrameLocks xmlns:a="http://schemas.openxmlformats.org/drawingml/2006/main" noChangeAspect="1"/>
-            </wp:cNvGraphicFramePr>
-            <a:graphic xmlns:a="http://schemas.openxmlformats.org/drawingml/2006/main">
-              <a:graphicData uri="http://schemas.openxmlformats.org/drawingml/2006/picture">
-                <pic:pic xmlns:pic="http://schemas.openxmlformats.org/drawingml/2006/picture">
-                  <pic:nvPicPr>
-                    <pic:cNvPr id="65" name="图片 64"/>
-                    <pic:cNvPicPr>
-                      <a:picLocks noChangeAspect="1"/>
-                    </pic:cNvPicPr>
-                  </pic:nvPicPr>
-                  <pic:blipFill>
-                    <a:blip r:embed="rId83"/>
-                    <a:stretch>
-                      <a:fillRect/>
-                    </a:stretch>
-                  </pic:blipFill>
-                  <pic:spPr>
-                    <a:xfrm>
-                      <a:off x="0" y="0"/>
-                      <a:ext cx="5265420" cy="2362200"/>
-                    </a:xfrm>
-                    <a:prstGeom prst="rect">
-                      <a:avLst/>
-                    </a:prstGeom>
-                    <a:noFill/>
-                    <a:ln>
-                      <a:noFill/>
-                    </a:ln>
-                  </pic:spPr>
-                </pic:pic>
-              </a:graphicData>
-            </a:graphic>
-          </wp:inline>
-        </w:drawing>
-      </w:r>
-    </w:p>
-    <w:p>
-      <w:pPr>
-        <w:pStyle w:val="4"/>
-        <w:bidi w:val="0"/>
-        <w:rPr>
-          <w:rFonts w:hint="eastAsia"/>
-          <w:lang w:val="en-US" w:eastAsia="zh-CN"/>
-        </w:rPr>
-      </w:pPr>
-      <w:r>
-        <w:rPr>
-          <w:rFonts w:hint="eastAsia"/>
-          <w:lang w:val="en-US" w:eastAsia="zh-CN"/>
-        </w:rPr>
-        <w:t>账户充值</w:t>
-      </w:r>
-    </w:p>
-    <w:p>
-      <w:pPr>
-        <w:rPr>
-          <w:rFonts w:hint="default"/>
-          <w:lang w:val="en-US" w:eastAsia="zh-CN"/>
-        </w:rPr>
-      </w:pPr>
-      <w:r>
-        <w:drawing>
-          <wp:inline distT="0" distB="0" distL="114300" distR="114300">
-            <wp:extent cx="5264785" cy="2403475"/>
-            <wp:effectExtent l="0" t="0" r="12065" b="15875"/>
-            <wp:docPr id="66" name="图片 65"/>
-            <wp:cNvGraphicFramePr>
-              <a:graphicFrameLocks xmlns:a="http://schemas.openxmlformats.org/drawingml/2006/main" noChangeAspect="1"/>
-            </wp:cNvGraphicFramePr>
-            <a:graphic xmlns:a="http://schemas.openxmlformats.org/drawingml/2006/main">
-              <a:graphicData uri="http://schemas.openxmlformats.org/drawingml/2006/picture">
-                <pic:pic xmlns:pic="http://schemas.openxmlformats.org/drawingml/2006/picture">
-                  <pic:nvPicPr>
-                    <pic:cNvPr id="66" name="图片 65"/>
-                    <pic:cNvPicPr>
-                      <a:picLocks noChangeAspect="1"/>
-                    </pic:cNvPicPr>
-                  </pic:nvPicPr>
-                  <pic:blipFill>
-                    <a:blip r:embed="rId84"/>
-                    <a:stretch>
-                      <a:fillRect/>
-                    </a:stretch>
-                  </pic:blipFill>
-                  <pic:spPr>
-                    <a:xfrm>
-                      <a:off x="0" y="0"/>
-                      <a:ext cx="5264785" cy="2403475"/>
-                    </a:xfrm>
-                    <a:prstGeom prst="rect">
-                      <a:avLst/>
-                    </a:prstGeom>
-                    <a:noFill/>
-                    <a:ln>
-                      <a:noFill/>
-                    </a:ln>
-                  </pic:spPr>
-                </pic:pic>
-              </a:graphicData>
-            </a:graphic>
-          </wp:inline>
-        </w:drawing>
-      </w:r>
-    </w:p>
-    <w:p>
-      <w:pPr>
-        <w:pStyle w:val="4"/>
-        <w:bidi w:val="0"/>
-        <w:rPr>
-          <w:rFonts w:hint="default"/>
-          <w:lang w:val="en-US" w:eastAsia="zh-CN"/>
-        </w:rPr>
-      </w:pPr>
-      <w:r>
-        <w:rPr>
-          <w:rFonts w:hint="eastAsia"/>
-          <w:lang w:val="en-US" w:eastAsia="zh-CN"/>
-        </w:rPr>
-        <w:t>客户信息查询</w:t>
-      </w:r>
-    </w:p>
-    <w:p>
-      <w:pPr>
-        <w:rPr>
-          <w:rFonts w:hint="eastAsia"/>
-          <w:lang w:val="en-US" w:eastAsia="zh-CN"/>
-        </w:rPr>
-      </w:pPr>
-      <w:r>
-        <w:rPr>
-          <w:rFonts w:hint="eastAsia"/>
-          <w:lang w:val="en-US" w:eastAsia="zh-CN"/>
-        </w:rPr>
-        <w:t>按“名称”，“联系人”，“电话”，“会员号”进行匹配查询。</w:t>
-      </w:r>
-    </w:p>
-    <w:p>
-      <w:pPr>
-        <w:rPr>
-          <w:rFonts w:hint="default"/>
-          <w:lang w:val="en-US" w:eastAsia="zh-CN"/>
-        </w:rPr>
-      </w:pPr>
-      <w:r>
-        <w:drawing>
-          <wp:inline distT="0" distB="0" distL="114300" distR="114300">
-            <wp:extent cx="5264785" cy="2707640"/>
-            <wp:effectExtent l="0" t="0" r="12065" b="16510"/>
-            <wp:docPr id="67" name="图片 66"/>
-            <wp:cNvGraphicFramePr>
-              <a:graphicFrameLocks xmlns:a="http://schemas.openxmlformats.org/drawingml/2006/main" noChangeAspect="1"/>
-            </wp:cNvGraphicFramePr>
-            <a:graphic xmlns:a="http://schemas.openxmlformats.org/drawingml/2006/main">
-              <a:graphicData uri="http://schemas.openxmlformats.org/drawingml/2006/picture">
-                <pic:pic xmlns:pic="http://schemas.openxmlformats.org/drawingml/2006/picture">
-                  <pic:nvPicPr>
-                    <pic:cNvPr id="67" name="图片 66"/>
-                    <pic:cNvPicPr>
-                      <a:picLocks noChangeAspect="1"/>
-                    </pic:cNvPicPr>
-                  </pic:nvPicPr>
-                  <pic:blipFill>
-                    <a:blip r:embed="rId85"/>
-                    <a:stretch>
-                      <a:fillRect/>
-                    </a:stretch>
-                  </pic:blipFill>
-                  <pic:spPr>
-                    <a:xfrm>
-                      <a:off x="0" y="0"/>
-                      <a:ext cx="5264785" cy="2707640"/>
-                    </a:xfrm>
-                    <a:prstGeom prst="rect">
-                      <a:avLst/>
-                    </a:prstGeom>
-                    <a:noFill/>
-                    <a:ln>
-                      <a:noFill/>
-                    </a:ln>
-                  </pic:spPr>
-                </pic:pic>
-              </a:graphicData>
-            </a:graphic>
-          </wp:inline>
-        </w:drawing>
-      </w:r>
     </w:p>
     <w:p>
       <w:pPr>
@@ -5477,7 +4321,7 @@
                     </pic:cNvPicPr>
                   </pic:nvPicPr>
                   <pic:blipFill>
-                    <a:blip r:embed="rId86"/>
+                    <a:blip r:embed="rId68"/>
                     <a:stretch>
                       <a:fillRect/>
                     </a:stretch>
@@ -5565,7 +4409,7 @@
                     </pic:cNvPicPr>
                   </pic:nvPicPr>
                   <pic:blipFill>
-                    <a:blip r:embed="rId87"/>
+                    <a:blip r:embed="rId69"/>
                     <a:stretch>
                       <a:fillRect/>
                     </a:stretch>
@@ -5627,7 +4471,7 @@
                     </pic:cNvPicPr>
                   </pic:nvPicPr>
                   <pic:blipFill>
-                    <a:blip r:embed="rId88"/>
+                    <a:blip r:embed="rId70"/>
                     <a:stretch>
                       <a:fillRect/>
                     </a:stretch>
@@ -5710,7 +4554,7 @@
                     </pic:cNvPicPr>
                   </pic:nvPicPr>
                   <pic:blipFill>
-                    <a:blip r:embed="rId89"/>
+                    <a:blip r:embed="rId71"/>
                     <a:stretch>
                       <a:fillRect/>
                     </a:stretch>
@@ -5778,7 +4622,7 @@
                     </pic:cNvPicPr>
                   </pic:nvPicPr>
                   <pic:blipFill>
-                    <a:blip r:embed="rId90"/>
+                    <a:blip r:embed="rId72"/>
                     <a:stretch>
                       <a:fillRect/>
                     </a:stretch>
@@ -5846,7 +4690,7 @@
                     </pic:cNvPicPr>
                   </pic:nvPicPr>
                   <pic:blipFill>
-                    <a:blip r:embed="rId91"/>
+                    <a:blip r:embed="rId73"/>
                     <a:stretch>
                       <a:fillRect/>
                     </a:stretch>
@@ -7005,7 +5849,6 @@
   <customSectProps>
     <customSectPr/>
     <customSectPr/>
-    <customSectPr/>
   </customSectProps>
   <customShpExts>
     <customShpInfo spid="_x0000_s1026" textRotate="1"/>

--- a/design/进销存系统.docx
+++ b/design/进销存系统.docx
@@ -587,7 +587,7 @@
         <w:drawing>
           <wp:inline distT="0" distB="0" distL="114300" distR="114300">
             <wp:extent cx="5266055" cy="3248660"/>
-            <wp:effectExtent l="0" t="0" r="10795" b="8890"/>
+            <wp:effectExtent l="0" t="0" r="17145" b="2540"/>
             <wp:docPr id="73" name="图片 72"/>
             <wp:cNvGraphicFramePr>
               <a:graphicFrameLocks xmlns:a="http://schemas.openxmlformats.org/drawingml/2006/main" noChangeAspect="1"/>
@@ -1826,6 +1826,8 @@
           </wp:inline>
         </w:drawing>
       </w:r>
+      <w:bookmarkStart w:id="0" w:name="_GoBack"/>
+      <w:bookmarkEnd w:id="0"/>
     </w:p>
     <w:p/>
     <w:p>
@@ -3550,630 +3552,16 @@
     <w:p>
       <w:pPr>
         <w:rPr>
-          <w:rFonts w:hint="eastAsia"/>
-          <w:lang w:val="en-US" w:eastAsia="zh-CN"/>
-        </w:rPr>
-      </w:pPr>
-      <w:r>
-        <w:rPr>
-          <w:rFonts w:hint="eastAsia"/>
-          <w:lang w:val="en-US" w:eastAsia="zh-CN"/>
-        </w:rPr>
-        <w:t>增加，修改，保存，删除，查询，刷新</w:t>
-      </w:r>
-    </w:p>
-    <w:p>
-      <w:pPr>
-        <w:pStyle w:val="4"/>
-        <w:bidi w:val="0"/>
-        <w:rPr>
-          <w:rFonts w:hint="eastAsia"/>
-          <w:lang w:val="en-US" w:eastAsia="zh-CN"/>
-        </w:rPr>
-      </w:pPr>
-      <w:r>
-        <w:rPr>
-          <w:rFonts w:hint="eastAsia"/>
-          <w:lang w:val="en-US" w:eastAsia="zh-CN"/>
-        </w:rPr>
-        <w:t>计量单位</w:t>
-      </w:r>
-      <w:bookmarkStart w:id="0" w:name="_GoBack"/>
-      <w:bookmarkEnd w:id="0"/>
-    </w:p>
-    <w:p>
-      <w:pPr>
-        <w:rPr>
-          <w:rFonts w:hint="eastAsia"/>
-          <w:lang w:val="en-US" w:eastAsia="zh-CN"/>
-        </w:rPr>
-      </w:pPr>
-      <w:r>
-        <w:drawing>
-          <wp:inline distT="0" distB="0" distL="114300" distR="114300">
-            <wp:extent cx="5269865" cy="4070350"/>
-            <wp:effectExtent l="0" t="0" r="6985" b="6350"/>
-            <wp:docPr id="11" name="图片 10"/>
-            <wp:cNvGraphicFramePr>
-              <a:graphicFrameLocks xmlns:a="http://schemas.openxmlformats.org/drawingml/2006/main" noChangeAspect="1"/>
-            </wp:cNvGraphicFramePr>
-            <a:graphic xmlns:a="http://schemas.openxmlformats.org/drawingml/2006/main">
-              <a:graphicData uri="http://schemas.openxmlformats.org/drawingml/2006/picture">
-                <pic:pic xmlns:pic="http://schemas.openxmlformats.org/drawingml/2006/picture">
-                  <pic:nvPicPr>
-                    <pic:cNvPr id="11" name="图片 10"/>
-                    <pic:cNvPicPr>
-                      <a:picLocks noChangeAspect="1"/>
-                    </pic:cNvPicPr>
-                  </pic:nvPicPr>
-                  <pic:blipFill>
-                    <a:blip r:embed="rId58"/>
-                    <a:stretch>
-                      <a:fillRect/>
-                    </a:stretch>
-                  </pic:blipFill>
-                  <pic:spPr>
-                    <a:xfrm>
-                      <a:off x="0" y="0"/>
-                      <a:ext cx="5269865" cy="4070350"/>
-                    </a:xfrm>
-                    <a:prstGeom prst="rect">
-                      <a:avLst/>
-                    </a:prstGeom>
-                    <a:noFill/>
-                    <a:ln>
-                      <a:noFill/>
-                    </a:ln>
-                  </pic:spPr>
-                </pic:pic>
-              </a:graphicData>
-            </a:graphic>
-          </wp:inline>
-        </w:drawing>
-      </w:r>
-    </w:p>
-    <w:p>
-      <w:pPr>
-        <w:pStyle w:val="4"/>
-        <w:bidi w:val="0"/>
-        <w:rPr>
-          <w:rFonts w:hint="eastAsia"/>
-          <w:lang w:val="en-US" w:eastAsia="zh-CN"/>
-        </w:rPr>
-      </w:pPr>
-      <w:r>
-        <w:rPr>
-          <w:rFonts w:hint="eastAsia"/>
-          <w:lang w:val="en-US" w:eastAsia="zh-CN"/>
-        </w:rPr>
-        <w:t>厂家信息</w:t>
-      </w:r>
-    </w:p>
-    <w:p>
-      <w:pPr>
-        <w:rPr>
-          <w:rFonts w:hint="eastAsia"/>
-          <w:lang w:val="en-US" w:eastAsia="zh-CN"/>
-        </w:rPr>
-      </w:pPr>
-      <w:r>
-        <w:drawing>
-          <wp:inline distT="0" distB="0" distL="114300" distR="114300">
-            <wp:extent cx="5269865" cy="4070350"/>
-            <wp:effectExtent l="0" t="0" r="6985" b="6350"/>
-            <wp:docPr id="12" name="图片 11"/>
-            <wp:cNvGraphicFramePr>
-              <a:graphicFrameLocks xmlns:a="http://schemas.openxmlformats.org/drawingml/2006/main" noChangeAspect="1"/>
-            </wp:cNvGraphicFramePr>
-            <a:graphic xmlns:a="http://schemas.openxmlformats.org/drawingml/2006/main">
-              <a:graphicData uri="http://schemas.openxmlformats.org/drawingml/2006/picture">
-                <pic:pic xmlns:pic="http://schemas.openxmlformats.org/drawingml/2006/picture">
-                  <pic:nvPicPr>
-                    <pic:cNvPr id="12" name="图片 11"/>
-                    <pic:cNvPicPr>
-                      <a:picLocks noChangeAspect="1"/>
-                    </pic:cNvPicPr>
-                  </pic:nvPicPr>
-                  <pic:blipFill>
-                    <a:blip r:embed="rId59"/>
-                    <a:stretch>
-                      <a:fillRect/>
-                    </a:stretch>
-                  </pic:blipFill>
-                  <pic:spPr>
-                    <a:xfrm>
-                      <a:off x="0" y="0"/>
-                      <a:ext cx="5269865" cy="4070350"/>
-                    </a:xfrm>
-                    <a:prstGeom prst="rect">
-                      <a:avLst/>
-                    </a:prstGeom>
-                    <a:noFill/>
-                    <a:ln>
-                      <a:noFill/>
-                    </a:ln>
-                  </pic:spPr>
-                </pic:pic>
-              </a:graphicData>
-            </a:graphic>
-          </wp:inline>
-        </w:drawing>
-      </w:r>
-    </w:p>
-    <w:p>
-      <w:pPr>
-        <w:pStyle w:val="4"/>
-        <w:bidi w:val="0"/>
-        <w:rPr>
-          <w:rFonts w:hint="eastAsia"/>
-          <w:lang w:val="en-US" w:eastAsia="zh-CN"/>
-        </w:rPr>
-      </w:pPr>
-      <w:r>
-        <w:rPr>
-          <w:rFonts w:hint="eastAsia"/>
-          <w:lang w:val="en-US" w:eastAsia="zh-CN"/>
-        </w:rPr>
-        <w:t>会员类型</w:t>
-      </w:r>
-    </w:p>
-    <w:p>
-      <w:pPr>
-        <w:rPr>
           <w:rFonts w:hint="default"/>
           <w:lang w:val="en-US" w:eastAsia="zh-CN"/>
         </w:rPr>
       </w:pPr>
       <w:r>
-        <w:drawing>
-          <wp:inline distT="0" distB="0" distL="114300" distR="114300">
-            <wp:extent cx="5269865" cy="4070350"/>
-            <wp:effectExtent l="0" t="0" r="6985" b="6350"/>
-            <wp:docPr id="13" name="图片 12"/>
-            <wp:cNvGraphicFramePr>
-              <a:graphicFrameLocks xmlns:a="http://schemas.openxmlformats.org/drawingml/2006/main" noChangeAspect="1"/>
-            </wp:cNvGraphicFramePr>
-            <a:graphic xmlns:a="http://schemas.openxmlformats.org/drawingml/2006/main">
-              <a:graphicData uri="http://schemas.openxmlformats.org/drawingml/2006/picture">
-                <pic:pic xmlns:pic="http://schemas.openxmlformats.org/drawingml/2006/picture">
-                  <pic:nvPicPr>
-                    <pic:cNvPr id="13" name="图片 12"/>
-                    <pic:cNvPicPr>
-                      <a:picLocks noChangeAspect="1"/>
-                    </pic:cNvPicPr>
-                  </pic:nvPicPr>
-                  <pic:blipFill>
-                    <a:blip r:embed="rId60"/>
-                    <a:stretch>
-                      <a:fillRect/>
-                    </a:stretch>
-                  </pic:blipFill>
-                  <pic:spPr>
-                    <a:xfrm>
-                      <a:off x="0" y="0"/>
-                      <a:ext cx="5269865" cy="4070350"/>
-                    </a:xfrm>
-                    <a:prstGeom prst="rect">
-                      <a:avLst/>
-                    </a:prstGeom>
-                    <a:noFill/>
-                    <a:ln>
-                      <a:noFill/>
-                    </a:ln>
-                  </pic:spPr>
-                </pic:pic>
-              </a:graphicData>
-            </a:graphic>
-          </wp:inline>
-        </w:drawing>
-      </w:r>
-    </w:p>
-    <w:p>
-      <w:pPr>
-        <w:pStyle w:val="4"/>
-        <w:bidi w:val="0"/>
-        <w:rPr>
-          <w:rFonts w:hint="eastAsia"/>
-          <w:lang w:val="en-US" w:eastAsia="zh-CN"/>
-        </w:rPr>
-      </w:pPr>
-      <w:r>
-        <w:rPr>
-          <w:rFonts w:hint="eastAsia"/>
-          <w:lang w:val="en-US" w:eastAsia="zh-CN"/>
-        </w:rPr>
-        <w:t>片区信息</w:t>
-      </w:r>
-    </w:p>
-    <w:p>
-      <w:pPr>
-        <w:rPr>
-          <w:rFonts w:hint="eastAsia"/>
-          <w:lang w:val="en-US" w:eastAsia="zh-CN"/>
-        </w:rPr>
-      </w:pPr>
-      <w:r>
-        <w:drawing>
-          <wp:inline distT="0" distB="0" distL="114300" distR="114300">
-            <wp:extent cx="5269865" cy="4070350"/>
-            <wp:effectExtent l="0" t="0" r="6985" b="6350"/>
-            <wp:docPr id="14" name="图片 13"/>
-            <wp:cNvGraphicFramePr>
-              <a:graphicFrameLocks xmlns:a="http://schemas.openxmlformats.org/drawingml/2006/main" noChangeAspect="1"/>
-            </wp:cNvGraphicFramePr>
-            <a:graphic xmlns:a="http://schemas.openxmlformats.org/drawingml/2006/main">
-              <a:graphicData uri="http://schemas.openxmlformats.org/drawingml/2006/picture">
-                <pic:pic xmlns:pic="http://schemas.openxmlformats.org/drawingml/2006/picture">
-                  <pic:nvPicPr>
-                    <pic:cNvPr id="14" name="图片 13"/>
-                    <pic:cNvPicPr>
-                      <a:picLocks noChangeAspect="1"/>
-                    </pic:cNvPicPr>
-                  </pic:nvPicPr>
-                  <pic:blipFill>
-                    <a:blip r:embed="rId61"/>
-                    <a:stretch>
-                      <a:fillRect/>
-                    </a:stretch>
-                  </pic:blipFill>
-                  <pic:spPr>
-                    <a:xfrm>
-                      <a:off x="0" y="0"/>
-                      <a:ext cx="5269865" cy="4070350"/>
-                    </a:xfrm>
-                    <a:prstGeom prst="rect">
-                      <a:avLst/>
-                    </a:prstGeom>
-                    <a:noFill/>
-                    <a:ln>
-                      <a:noFill/>
-                    </a:ln>
-                  </pic:spPr>
-                </pic:pic>
-              </a:graphicData>
-            </a:graphic>
-          </wp:inline>
-        </w:drawing>
-      </w:r>
-    </w:p>
-    <w:p>
-      <w:pPr>
-        <w:pStyle w:val="4"/>
-        <w:bidi w:val="0"/>
-        <w:rPr>
-          <w:rFonts w:hint="eastAsia"/>
-          <w:lang w:val="en-US" w:eastAsia="zh-CN"/>
-        </w:rPr>
-      </w:pPr>
-      <w:r>
-        <w:rPr>
-          <w:rFonts w:hint="eastAsia"/>
-          <w:lang w:val="en-US" w:eastAsia="zh-CN"/>
-        </w:rPr>
-        <w:t>车辆信息</w:t>
-      </w:r>
-    </w:p>
-    <w:p>
-      <w:pPr>
-        <w:rPr>
-          <w:rFonts w:hint="eastAsia"/>
-          <w:lang w:val="en-US" w:eastAsia="zh-CN"/>
-        </w:rPr>
-      </w:pPr>
-      <w:r>
-        <w:drawing>
-          <wp:inline distT="0" distB="0" distL="114300" distR="114300">
-            <wp:extent cx="5269865" cy="4070350"/>
-            <wp:effectExtent l="0" t="0" r="6985" b="6350"/>
-            <wp:docPr id="15" name="图片 14"/>
-            <wp:cNvGraphicFramePr>
-              <a:graphicFrameLocks xmlns:a="http://schemas.openxmlformats.org/drawingml/2006/main" noChangeAspect="1"/>
-            </wp:cNvGraphicFramePr>
-            <a:graphic xmlns:a="http://schemas.openxmlformats.org/drawingml/2006/main">
-              <a:graphicData uri="http://schemas.openxmlformats.org/drawingml/2006/picture">
-                <pic:pic xmlns:pic="http://schemas.openxmlformats.org/drawingml/2006/picture">
-                  <pic:nvPicPr>
-                    <pic:cNvPr id="15" name="图片 14"/>
-                    <pic:cNvPicPr>
-                      <a:picLocks noChangeAspect="1"/>
-                    </pic:cNvPicPr>
-                  </pic:nvPicPr>
-                  <pic:blipFill>
-                    <a:blip r:embed="rId62"/>
-                    <a:stretch>
-                      <a:fillRect/>
-                    </a:stretch>
-                  </pic:blipFill>
-                  <pic:spPr>
-                    <a:xfrm>
-                      <a:off x="0" y="0"/>
-                      <a:ext cx="5269865" cy="4070350"/>
-                    </a:xfrm>
-                    <a:prstGeom prst="rect">
-                      <a:avLst/>
-                    </a:prstGeom>
-                    <a:noFill/>
-                    <a:ln>
-                      <a:noFill/>
-                    </a:ln>
-                  </pic:spPr>
-                </pic:pic>
-              </a:graphicData>
-            </a:graphic>
-          </wp:inline>
-        </w:drawing>
-      </w:r>
-    </w:p>
-    <w:p>
-      <w:pPr>
-        <w:pStyle w:val="4"/>
-        <w:bidi w:val="0"/>
-        <w:rPr>
-          <w:rFonts w:hint="eastAsia"/>
-          <w:lang w:val="en-US" w:eastAsia="zh-CN"/>
-        </w:rPr>
-      </w:pPr>
-      <w:r>
-        <w:rPr>
-          <w:rFonts w:hint="eastAsia"/>
-          <w:lang w:val="en-US" w:eastAsia="zh-CN"/>
-        </w:rPr>
-        <w:t>付款方式</w:t>
-      </w:r>
-    </w:p>
-    <w:p>
-      <w:pPr>
-        <w:rPr>
-          <w:rFonts w:hint="eastAsia"/>
-          <w:lang w:val="en-US" w:eastAsia="zh-CN"/>
-        </w:rPr>
-      </w:pPr>
-      <w:r>
-        <w:drawing>
-          <wp:inline distT="0" distB="0" distL="114300" distR="114300">
-            <wp:extent cx="5269865" cy="4070350"/>
-            <wp:effectExtent l="0" t="0" r="6985" b="6350"/>
-            <wp:docPr id="16" name="图片 15"/>
-            <wp:cNvGraphicFramePr>
-              <a:graphicFrameLocks xmlns:a="http://schemas.openxmlformats.org/drawingml/2006/main" noChangeAspect="1"/>
-            </wp:cNvGraphicFramePr>
-            <a:graphic xmlns:a="http://schemas.openxmlformats.org/drawingml/2006/main">
-              <a:graphicData uri="http://schemas.openxmlformats.org/drawingml/2006/picture">
-                <pic:pic xmlns:pic="http://schemas.openxmlformats.org/drawingml/2006/picture">
-                  <pic:nvPicPr>
-                    <pic:cNvPr id="16" name="图片 15"/>
-                    <pic:cNvPicPr>
-                      <a:picLocks noChangeAspect="1"/>
-                    </pic:cNvPicPr>
-                  </pic:nvPicPr>
-                  <pic:blipFill>
-                    <a:blip r:embed="rId63"/>
-                    <a:stretch>
-                      <a:fillRect/>
-                    </a:stretch>
-                  </pic:blipFill>
-                  <pic:spPr>
-                    <a:xfrm>
-                      <a:off x="0" y="0"/>
-                      <a:ext cx="5269865" cy="4070350"/>
-                    </a:xfrm>
-                    <a:prstGeom prst="rect">
-                      <a:avLst/>
-                    </a:prstGeom>
-                    <a:noFill/>
-                    <a:ln>
-                      <a:noFill/>
-                    </a:ln>
-                  </pic:spPr>
-                </pic:pic>
-              </a:graphicData>
-            </a:graphic>
-          </wp:inline>
-        </w:drawing>
-      </w:r>
-    </w:p>
-    <w:p>
-      <w:pPr>
-        <w:pStyle w:val="4"/>
-        <w:bidi w:val="0"/>
-        <w:rPr>
-          <w:rFonts w:hint="eastAsia"/>
-          <w:lang w:val="en-US" w:eastAsia="zh-CN"/>
-        </w:rPr>
-      </w:pPr>
-      <w:r>
-        <w:rPr>
-          <w:rFonts w:hint="eastAsia"/>
-          <w:lang w:val="en-US" w:eastAsia="zh-CN"/>
-        </w:rPr>
-        <w:t>采购业务员</w:t>
-      </w:r>
-    </w:p>
-    <w:p>
-      <w:pPr>
-        <w:rPr>
-          <w:rFonts w:hint="eastAsia"/>
-          <w:lang w:val="en-US" w:eastAsia="zh-CN"/>
-        </w:rPr>
-      </w:pPr>
-      <w:r>
-        <w:drawing>
-          <wp:inline distT="0" distB="0" distL="114300" distR="114300">
-            <wp:extent cx="5269865" cy="4070350"/>
-            <wp:effectExtent l="0" t="0" r="6985" b="6350"/>
-            <wp:docPr id="17" name="图片 16"/>
-            <wp:cNvGraphicFramePr>
-              <a:graphicFrameLocks xmlns:a="http://schemas.openxmlformats.org/drawingml/2006/main" noChangeAspect="1"/>
-            </wp:cNvGraphicFramePr>
-            <a:graphic xmlns:a="http://schemas.openxmlformats.org/drawingml/2006/main">
-              <a:graphicData uri="http://schemas.openxmlformats.org/drawingml/2006/picture">
-                <pic:pic xmlns:pic="http://schemas.openxmlformats.org/drawingml/2006/picture">
-                  <pic:nvPicPr>
-                    <pic:cNvPr id="17" name="图片 16"/>
-                    <pic:cNvPicPr>
-                      <a:picLocks noChangeAspect="1"/>
-                    </pic:cNvPicPr>
-                  </pic:nvPicPr>
-                  <pic:blipFill>
-                    <a:blip r:embed="rId64"/>
-                    <a:stretch>
-                      <a:fillRect/>
-                    </a:stretch>
-                  </pic:blipFill>
-                  <pic:spPr>
-                    <a:xfrm>
-                      <a:off x="0" y="0"/>
-                      <a:ext cx="5269865" cy="4070350"/>
-                    </a:xfrm>
-                    <a:prstGeom prst="rect">
-                      <a:avLst/>
-                    </a:prstGeom>
-                    <a:noFill/>
-                    <a:ln>
-                      <a:noFill/>
-                    </a:ln>
-                  </pic:spPr>
-                </pic:pic>
-              </a:graphicData>
-            </a:graphic>
-          </wp:inline>
-        </w:drawing>
-      </w:r>
-    </w:p>
-    <w:p>
-      <w:pPr>
-        <w:pStyle w:val="4"/>
-        <w:bidi w:val="0"/>
-        <w:rPr>
-          <w:rFonts w:hint="eastAsia"/>
-          <w:lang w:val="en-US" w:eastAsia="zh-CN"/>
-        </w:rPr>
-      </w:pPr>
-      <w:r>
-        <w:rPr>
-          <w:rFonts w:hint="eastAsia"/>
-          <w:lang w:val="en-US" w:eastAsia="zh-CN"/>
-        </w:rPr>
-        <w:t>销售业务员</w:t>
-      </w:r>
-    </w:p>
-    <w:p>
-      <w:pPr>
-        <w:rPr>
-          <w:rFonts w:hint="eastAsia"/>
-          <w:lang w:val="en-US" w:eastAsia="zh-CN"/>
-        </w:rPr>
-      </w:pPr>
-      <w:r>
-        <w:drawing>
-          <wp:inline distT="0" distB="0" distL="114300" distR="114300">
-            <wp:extent cx="5269865" cy="4070350"/>
-            <wp:effectExtent l="0" t="0" r="6985" b="6350"/>
-            <wp:docPr id="18" name="图片 17"/>
-            <wp:cNvGraphicFramePr>
-              <a:graphicFrameLocks xmlns:a="http://schemas.openxmlformats.org/drawingml/2006/main" noChangeAspect="1"/>
-            </wp:cNvGraphicFramePr>
-            <a:graphic xmlns:a="http://schemas.openxmlformats.org/drawingml/2006/main">
-              <a:graphicData uri="http://schemas.openxmlformats.org/drawingml/2006/picture">
-                <pic:pic xmlns:pic="http://schemas.openxmlformats.org/drawingml/2006/picture">
-                  <pic:nvPicPr>
-                    <pic:cNvPr id="18" name="图片 17"/>
-                    <pic:cNvPicPr>
-                      <a:picLocks noChangeAspect="1"/>
-                    </pic:cNvPicPr>
-                  </pic:nvPicPr>
-                  <pic:blipFill>
-                    <a:blip r:embed="rId65"/>
-                    <a:stretch>
-                      <a:fillRect/>
-                    </a:stretch>
-                  </pic:blipFill>
-                  <pic:spPr>
-                    <a:xfrm>
-                      <a:off x="0" y="0"/>
-                      <a:ext cx="5269865" cy="4070350"/>
-                    </a:xfrm>
-                    <a:prstGeom prst="rect">
-                      <a:avLst/>
-                    </a:prstGeom>
-                    <a:noFill/>
-                    <a:ln>
-                      <a:noFill/>
-                    </a:ln>
-                  </pic:spPr>
-                </pic:pic>
-              </a:graphicData>
-            </a:graphic>
-          </wp:inline>
-        </w:drawing>
-      </w:r>
-    </w:p>
-    <w:p>
-      <w:pPr>
-        <w:pStyle w:val="4"/>
-        <w:bidi w:val="0"/>
-        <w:rPr>
-          <w:rFonts w:hint="eastAsia"/>
-          <w:lang w:val="en-US" w:eastAsia="zh-CN"/>
-        </w:rPr>
-      </w:pPr>
-      <w:r>
-        <w:rPr>
-          <w:rFonts w:hint="eastAsia"/>
-          <w:lang w:val="en-US" w:eastAsia="zh-CN"/>
-        </w:rPr>
-        <w:t>分店终端</w:t>
-      </w:r>
-    </w:p>
-    <w:p>
-      <w:pPr>
-        <w:rPr>
-          <w:rFonts w:hint="default"/>
-          <w:lang w:val="en-US" w:eastAsia="zh-CN"/>
-        </w:rPr>
-      </w:pPr>
-      <w:r>
-        <w:drawing>
-          <wp:inline distT="0" distB="0" distL="114300" distR="114300">
-            <wp:extent cx="5269865" cy="4070350"/>
-            <wp:effectExtent l="0" t="0" r="6985" b="6350"/>
-            <wp:docPr id="19" name="图片 18"/>
-            <wp:cNvGraphicFramePr>
-              <a:graphicFrameLocks xmlns:a="http://schemas.openxmlformats.org/drawingml/2006/main" noChangeAspect="1"/>
-            </wp:cNvGraphicFramePr>
-            <a:graphic xmlns:a="http://schemas.openxmlformats.org/drawingml/2006/main">
-              <a:graphicData uri="http://schemas.openxmlformats.org/drawingml/2006/picture">
-                <pic:pic xmlns:pic="http://schemas.openxmlformats.org/drawingml/2006/picture">
-                  <pic:nvPicPr>
-                    <pic:cNvPr id="19" name="图片 18"/>
-                    <pic:cNvPicPr>
-                      <a:picLocks noChangeAspect="1"/>
-                    </pic:cNvPicPr>
-                  </pic:nvPicPr>
-                  <pic:blipFill>
-                    <a:blip r:embed="rId66"/>
-                    <a:stretch>
-                      <a:fillRect/>
-                    </a:stretch>
-                  </pic:blipFill>
-                  <pic:spPr>
-                    <a:xfrm>
-                      <a:off x="0" y="0"/>
-                      <a:ext cx="5269865" cy="4070350"/>
-                    </a:xfrm>
-                    <a:prstGeom prst="rect">
-                      <a:avLst/>
-                    </a:prstGeom>
-                    <a:noFill/>
-                    <a:ln>
-                      <a:noFill/>
-                    </a:ln>
-                  </pic:spPr>
-                </pic:pic>
-              </a:graphicData>
-            </a:graphic>
-          </wp:inline>
-        </w:drawing>
+        <w:rPr>
+          <w:rFonts w:hint="eastAsia"/>
+          <w:lang w:val="en-US" w:eastAsia="zh-CN"/>
+        </w:rPr>
+        <w:t>增加，修改，保存，删除。</w:t>
       </w:r>
     </w:p>
     <w:p>
@@ -4251,7 +3639,7 @@
                     </pic:cNvPicPr>
                   </pic:nvPicPr>
                   <pic:blipFill>
-                    <a:blip r:embed="rId67"/>
+                    <a:blip r:embed="rId58"/>
                     <a:stretch>
                       <a:fillRect/>
                     </a:stretch>
@@ -4321,7 +3709,7 @@
                     </pic:cNvPicPr>
                   </pic:nvPicPr>
                   <pic:blipFill>
-                    <a:blip r:embed="rId68"/>
+                    <a:blip r:embed="rId59"/>
                     <a:stretch>
                       <a:fillRect/>
                     </a:stretch>
@@ -4409,7 +3797,7 @@
                     </pic:cNvPicPr>
                   </pic:nvPicPr>
                   <pic:blipFill>
-                    <a:blip r:embed="rId69"/>
+                    <a:blip r:embed="rId60"/>
                     <a:stretch>
                       <a:fillRect/>
                     </a:stretch>
@@ -4471,7 +3859,7 @@
                     </pic:cNvPicPr>
                   </pic:nvPicPr>
                   <pic:blipFill>
-                    <a:blip r:embed="rId70"/>
+                    <a:blip r:embed="rId61"/>
                     <a:stretch>
                       <a:fillRect/>
                     </a:stretch>
@@ -4554,7 +3942,7 @@
                     </pic:cNvPicPr>
                   </pic:nvPicPr>
                   <pic:blipFill>
-                    <a:blip r:embed="rId71"/>
+                    <a:blip r:embed="rId62"/>
                     <a:stretch>
                       <a:fillRect/>
                     </a:stretch>
@@ -4622,7 +4010,7 @@
                     </pic:cNvPicPr>
                   </pic:nvPicPr>
                   <pic:blipFill>
-                    <a:blip r:embed="rId72"/>
+                    <a:blip r:embed="rId63"/>
                     <a:stretch>
                       <a:fillRect/>
                     </a:stretch>
@@ -4690,7 +4078,7 @@
                     </pic:cNvPicPr>
                   </pic:nvPicPr>
                   <pic:blipFill>
-                    <a:blip r:embed="rId73"/>
+                    <a:blip r:embed="rId64"/>
                     <a:stretch>
                       <a:fillRect/>
                     </a:stretch>
